--- a/doc/开发计划_V1.10.docx
+++ b/doc/开发计划_V1.10.docx
@@ -4708,7 +4708,7 @@
                 <w:color w:val="2C2C2A"/>
                 <w:sz w:val="19"/>
               </w:rPr>
-              <w:t>435</w:t>
+              <w:t>436</w:t>
             </w:r>
           </w:p>
         </w:tc>
@@ -6675,6 +6675,35 @@
           <w:sz w:val="22"/>
         </w:rPr>
         <w:t>vision_ok=true（相当于探测已完成），避免每条用例都真发探测请求。</w:t>
+      </w:r>
+    </w:p>
+    <w:p>
+      <w:pPr>
+        <w:ind w:firstLine="0"/>
+      </w:pPr>
+      <w:r>
+        <w:rPr>
+          <w:rFonts w:ascii="Times New Roman" w:hAnsi="Times New Roman" w:eastAsia="宋体"/>
+          <w:b w:val="0"/>
+          <w:sz w:val="22"/>
+        </w:rPr>
+        <w:t>另修一处用户反馈的显示缺陷（2026-10-28）：导入「识别结果」表的选项列只显示选项</w:t>
+      </w:r>
+      <w:r>
+        <w:rPr>
+          <w:rFonts w:ascii="Times New Roman" w:hAnsi="Times New Roman" w:eastAsia="宋体"/>
+          <w:b/>
+          <w:sz w:val="22"/>
+        </w:rPr>
+        <w:t>个数</w:t>
+      </w:r>
+      <w:r>
+        <w:rPr>
+          <w:rFonts w:ascii="Times New Roman" w:hAnsi="Times New Roman" w:eastAsia="宋体"/>
+          <w:b w:val="0"/>
+          <w:sz w:val="22"/>
+        </w:rPr>
+        <w:t>（一个数字），题干有内容、选项内容却看不到，识别质量没核对就入库——与 FR-QB-11 修题库列表是同一类问题，当时只修了题库页漏了导入确认页。现改为与题库页同款的选项摘要行（超长省略、悬停看全文），加宽选项列，并补 1 条用例。</w:t>
       </w:r>
     </w:p>
     <w:p>

--- a/doc/开发计划_V1.10.docx
+++ b/doc/开发计划_V1.10.docx
@@ -4651,6 +4651,84 @@
                 <w:color w:val="2C2C2A"/>
                 <w:sz w:val="19"/>
               </w:rPr>
+              <w:t>P32 圆点选项版式（○ 错项/● 正确项/无字母/逗号分隔）</w:t>
+            </w:r>
+          </w:p>
+        </w:tc>
+        <w:tc>
+          <w:tcPr>
+            <w:tcW w:type="dxa" w:w="2353"/>
+          </w:tcPr>
+          <w:p>
+            <w:pPr>
+              <w:spacing w:line="288" w:lineRule="auto" w:after="20"/>
+            </w:pPr>
+            <w:r>
+              <w:rPr>
+                <w:rFonts w:ascii="Times New Roman" w:hAnsi="Times New Roman" w:eastAsia="宋体"/>
+                <w:b w:val="0"/>
+                <w:color w:val="2C2C2A"/>
+                <w:sz w:val="19"/>
+              </w:rPr>
+              <w:t>已完成</w:t>
+            </w:r>
+          </w:p>
+        </w:tc>
+        <w:tc>
+          <w:tcPr>
+            <w:tcW w:type="dxa" w:w="2353"/>
+          </w:tcPr>
+          <w:p>
+            <w:pPr>
+              <w:spacing w:line="288" w:lineRule="auto" w:after="20"/>
+            </w:pPr>
+            <w:r>
+              <w:rPr>
+                <w:rFonts w:ascii="Times New Roman" w:hAnsi="Times New Roman" w:eastAsia="宋体"/>
+                <w:b w:val="0"/>
+                <w:color w:val="2C2C2A"/>
+                <w:sz w:val="19"/>
+              </w:rPr>
+              <w:t>`tests/test_p32_circle_options.py`</w:t>
+            </w:r>
+          </w:p>
+        </w:tc>
+        <w:tc>
+          <w:tcPr>
+            <w:tcW w:type="dxa" w:w="2353"/>
+          </w:tcPr>
+          <w:p>
+            <w:pPr>
+              <w:spacing w:line="288" w:lineRule="auto" w:after="20"/>
+            </w:pPr>
+            <w:r>
+              <w:rPr>
+                <w:rFonts w:ascii="Times New Roman" w:hAnsi="Times New Roman" w:eastAsia="宋体"/>
+                <w:b w:val="0"/>
+                <w:color w:val="2C2C2A"/>
+                <w:sz w:val="19"/>
+              </w:rPr>
+              <w:t>5</w:t>
+            </w:r>
+          </w:p>
+        </w:tc>
+      </w:tr>
+      <w:tr>
+        <w:tc>
+          <w:tcPr>
+            <w:tcW w:type="dxa" w:w="2353"/>
+          </w:tcPr>
+          <w:p>
+            <w:pPr>
+              <w:spacing w:line="288" w:lineRule="auto" w:after="20"/>
+            </w:pPr>
+            <w:r>
+              <w:rPr>
+                <w:rFonts w:ascii="Times New Roman" w:hAnsi="Times New Roman" w:eastAsia="宋体"/>
+                <w:b w:val="0"/>
+                <w:color w:val="2C2C2A"/>
+                <w:sz w:val="19"/>
+              </w:rPr>
               <w:t>合计</w:t>
             </w:r>
           </w:p>
@@ -4708,7 +4786,7 @@
                 <w:color w:val="2C2C2A"/>
                 <w:sz w:val="19"/>
               </w:rPr>
-              <w:t>436</w:t>
+              <w:t>441</w:t>
             </w:r>
           </w:p>
         </w:tc>
@@ -10819,6 +10897,209 @@
       <w:pPr>
         <w:spacing w:after="40"/>
       </w:pPr>
+    </w:p>
+    <w:p>
+      <w:pPr>
+        <w:spacing w:before="240" w:after="120"/>
+      </w:pPr>
+      <w:r>
+        <w:rPr>
+          <w:rFonts w:ascii="Times New Roman" w:hAnsi="Times New Roman" w:eastAsia="黑体"/>
+          <w:b w:val="0"/>
+          <w:sz w:val="28"/>
+        </w:rPr>
+        <w:t>P32 圆点选项版式（2026-10-28，用户反馈第三轮）</w:t>
+      </w:r>
+    </w:p>
+    <w:p>
+      <w:pPr>
+        <w:ind w:firstLine="0"/>
+      </w:pPr>
+      <w:r>
+        <w:rPr>
+          <w:rFonts w:ascii="Times New Roman" w:hAnsi="Times New Roman" w:eastAsia="宋体"/>
+          <w:b w:val="0"/>
+          <w:sz w:val="22"/>
+        </w:rPr>
+        <w:t>用户在题库管理里发现大量无答案草稿题"选项都被识别进题干"。排查结论：</w:t>
+      </w:r>
+      <w:r>
+        <w:rPr>
+          <w:rFonts w:ascii="Times New Roman" w:hAnsi="Times New Roman" w:eastAsia="宋体"/>
+          <w:b/>
+          <w:sz w:val="22"/>
+        </w:rPr>
+        <w:t>不是识别错，是版式没覆盖</w:t>
+      </w:r>
+      <w:r>
+        <w:rPr>
+          <w:rFonts w:ascii="Times New Roman" w:hAnsi="Times New Roman" w:eastAsia="宋体"/>
+          <w:b w:val="0"/>
+          <w:sz w:val="22"/>
+        </w:rPr>
+        <w:t>——</w:t>
+      </w:r>
+    </w:p>
+    <w:p>
+      <w:pPr>
+        <w:ind w:firstLine="0"/>
+      </w:pPr>
+      <w:r>
+        <w:rPr>
+          <w:rFonts w:ascii="Times New Roman" w:hAnsi="Times New Roman" w:eastAsia="宋体"/>
+          <w:b w:val="0"/>
+          <w:sz w:val="22"/>
+        </w:rPr>
+        <w:t>《数据中心值班专员测试题—翁晓宁.docx》是"答题解析"平台的导出，选项不用 A. B. C. 而用圆点标记</w:t>
+      </w:r>
+    </w:p>
+    <w:p>
+      <w:pPr>
+        <w:ind w:firstLine="0"/>
+      </w:pPr>
+      <w:r>
+        <w:rPr>
+          <w:rFonts w:ascii="Times New Roman" w:hAnsi="Times New Roman" w:eastAsia="宋体"/>
+          <w:b w:val="0"/>
+          <w:sz w:val="22"/>
+        </w:rPr>
+        <w:t>（○ 错项、● 正确项），其中两类此前认不出：</w:t>
+      </w:r>
+    </w:p>
+    <w:p>
+      <w:pPr>
+        <w:pStyle w:val="ListNumber"/>
+        <w:spacing w:after="40"/>
+      </w:pPr>
+      <w:r>
+        <w:rPr>
+          <w:rFonts w:ascii="Times New Roman" w:hAnsi="Times New Roman" w:eastAsia="宋体"/>
+          <w:b/>
+          <w:sz w:val="22"/>
+        </w:rPr>
+        <w:t>无字母圆点选项</w:t>
+      </w:r>
+      <w:r>
+        <w:rPr>
+          <w:rFonts w:ascii="Times New Roman" w:hAnsi="Times New Roman" w:eastAsia="宋体"/>
+          <w:b w:val="0"/>
+          <w:sz w:val="22"/>
+        </w:rPr>
+        <w:t>：「○12」「●36」——OPT_RE 要求圆点后必须跟字母；</w:t>
+      </w:r>
+    </w:p>
+    <w:p>
+      <w:pPr>
+        <w:pStyle w:val="ListNumber"/>
+        <w:spacing w:after="40"/>
+      </w:pPr>
+      <w:r>
+        <w:rPr>
+          <w:rFonts w:ascii="Times New Roman" w:hAnsi="Times New Roman" w:eastAsia="宋体"/>
+          <w:b/>
+          <w:sz w:val="22"/>
+        </w:rPr>
+        <w:t>字母选项用逗号分隔</w:t>
+      </w:r>
+      <w:r>
+        <w:rPr>
+          <w:rFonts w:ascii="Times New Roman" w:hAnsi="Times New Roman" w:eastAsia="宋体"/>
+          <w:b w:val="0"/>
+          <w:sz w:val="22"/>
+        </w:rPr>
+        <w:t>：「●A, 电池失效;」——分隔符类里没有逗号。</w:t>
+      </w:r>
+    </w:p>
+    <w:p>
+      <w:pPr>
+        <w:ind w:firstLine="0"/>
+      </w:pPr>
+      <w:r>
+        <w:rPr>
+          <w:rFonts w:ascii="Times New Roman" w:hAnsi="Times New Roman" w:eastAsia="宋体"/>
+          <w:b w:val="0"/>
+          <w:sz w:val="22"/>
+        </w:rPr>
+        <w:t>认不出选项的题被当成问答题，选项全部留在题干里且答案（● 标记）丢失 → 全成草稿。</w:t>
+      </w:r>
+    </w:p>
+    <w:p>
+      <w:pPr>
+        <w:ind w:firstLine="0"/>
+      </w:pPr>
+      <w:r>
+        <w:rPr>
+          <w:rFonts w:ascii="Times New Roman" w:hAnsi="Times New Roman" w:eastAsia="宋体"/>
+          <w:b w:val="0"/>
+          <w:sz w:val="22"/>
+        </w:rPr>
+        <w:t>修复：OPT_RE 分隔符加 `,，`；新增 CIRC_OPT_RE（行首圆点 + 内容 = 选项，字母自动编 A/B/C…，</w:t>
+      </w:r>
+    </w:p>
+    <w:p>
+      <w:pPr>
+        <w:ind w:firstLine="0"/>
+      </w:pPr>
+      <w:r>
+        <w:rPr>
+          <w:rFonts w:ascii="Times New Roman" w:hAnsi="Times New Roman" w:eastAsia="宋体"/>
+          <w:b w:val="0"/>
+          <w:sz w:val="22"/>
+        </w:rPr>
+        <w:t>实心圆计正确项；要求题干已存在、选项未满 8 个，防误吞正文）；flush 时**题目带 ≥2 个选项的一律</w:t>
+      </w:r>
+    </w:p>
+    <w:p>
+      <w:pPr>
+        <w:ind w:firstLine="0"/>
+      </w:pPr>
+      <w:r>
+        <w:rPr>
+          <w:rFonts w:ascii="Times New Roman" w:hAnsi="Times New Roman" w:eastAsia="宋体"/>
+          <w:b w:val="0"/>
+          <w:sz w:val="22"/>
+        </w:rPr>
+        <w:t>按选择题定类**——段落标题写"问答题"也不能把带选项的题按成 qa（以数据为准）。</w:t>
+      </w:r>
+    </w:p>
+    <w:p>
+      <w:pPr>
+        <w:ind w:firstLine="0"/>
+      </w:pPr>
+      <w:r>
+        <w:rPr>
+          <w:rFonts w:ascii="Times New Roman" w:hAnsi="Times New Roman" w:eastAsia="宋体"/>
+          <w:b w:val="0"/>
+          <w:sz w:val="22"/>
+        </w:rPr>
+        <w:t>真实文件验证：80 题全部正确拆分（60 单选 + 20 多选），● 答案全部带出，0 道残留圆点。</w:t>
+      </w:r>
+    </w:p>
+    <w:p>
+      <w:pPr>
+        <w:ind w:firstLine="0"/>
+      </w:pPr>
+      <w:r>
+        <w:rPr>
+          <w:rFonts w:ascii="Times New Roman" w:hAnsi="Times New Roman" w:eastAsia="宋体"/>
+          <w:b w:val="0"/>
+          <w:sz w:val="22"/>
+        </w:rPr>
+        <w:t>数据修复：备份后删除两批共 29 条错判 qa（全库按"qa 且题干含圆点"精确筛出），重导该文件——</w:t>
+      </w:r>
+    </w:p>
+    <w:p>
+      <w:pPr>
+        <w:ind w:firstLine="0"/>
+      </w:pPr>
+      <w:r>
+        <w:rPr>
+          <w:rFonts w:ascii="Times New Roman" w:hAnsi="Times New Roman" w:eastAsia="宋体"/>
+          <w:b w:val="0"/>
+          <w:sz w:val="22"/>
+        </w:rPr>
+        <w:t>66 条与库中好题重复被跳过，14 条以正确形态补回（全部带选项与答案）。</w:t>
+      </w:r>
     </w:p>
     <w:sectPr>
       <w:pgSz w:w="11906" w:h="16838"/>
